--- a/Documentation/IpcNetMq.docx
+++ b/Documentation/IpcNetMq.docx
@@ -775,6 +775,47 @@
         <w:t>IpcNetMq</w:t>
       </w:r>
       <w:proofErr w:type="spellEnd"/>
+      <w:r>
+        <w:t xml:space="preserve">. </w:t>
+      </w:r>
+      <w:proofErr w:type="spellStart"/>
+      <w:r>
+        <w:t>IpcNetMq</w:t>
+      </w:r>
+      <w:proofErr w:type="spellEnd"/>
+      <w:r>
+        <w:t xml:space="preserve"> is presented as a </w:t>
+      </w:r>
+      <w:proofErr w:type="spellStart"/>
+      <w:r>
+        <w:t>NuGET</w:t>
+      </w:r>
+      <w:proofErr w:type="spellEnd"/>
+      <w:r>
+        <w:t xml:space="preserve"> package here  </w:t>
+      </w:r>
+      <w:hyperlink r:id="rId6" w:history="1">
+        <w:r>
+          <w:rPr>
+            <w:rStyle w:val="Hyperlink"/>
+          </w:rPr>
+          <w:t xml:space="preserve">NuGet Gallery | </w:t>
+        </w:r>
+        <w:proofErr w:type="spellStart"/>
+        <w:r>
+          <w:rPr>
+            <w:rStyle w:val="Hyperlink"/>
+          </w:rPr>
+          <w:t>IpcNetMq</w:t>
+        </w:r>
+        <w:proofErr w:type="spellEnd"/>
+        <w:r>
+          <w:rPr>
+            <w:rStyle w:val="Hyperlink"/>
+          </w:rPr>
+          <w:t xml:space="preserve"> 26.8.19</w:t>
+        </w:r>
+      </w:hyperlink>
     </w:p>
     <w:p>
       <w:r>
@@ -945,6 +986,7 @@
     </w:p>
     <w:p>
       <w:r>
+        <w:lastRenderedPageBreak/>
         <w:t xml:space="preserve">It is of course necessary that the Client and Server </w:t>
       </w:r>
       <w:r>
@@ -959,35 +1001,1211 @@
     </w:p>
     <w:p>
       <w:r>
+        <w:t>Examples of the external Server are provided in C# and Python</w:t>
+      </w:r>
+      <w:r>
+        <w:t xml:space="preserve"> in the Examples folder. There are </w:t>
+      </w:r>
+      <w:proofErr w:type="spellStart"/>
+      <w:r>
+        <w:t>wip</w:t>
+      </w:r>
+      <w:proofErr w:type="spellEnd"/>
+      <w:r>
+        <w:t xml:space="preserve"> folders for Kotlin and </w:t>
+      </w:r>
+      <w:proofErr w:type="gramStart"/>
+      <w:r>
+        <w:t>Java</w:t>
+      </w:r>
+      <w:proofErr w:type="gramEnd"/>
+      <w:r>
+        <w:t xml:space="preserve"> but </w:t>
+      </w:r>
+      <w:r>
+        <w:t>they are not</w:t>
+      </w:r>
+      <w:r>
+        <w:t xml:space="preserve"> serviceable yet.</w:t>
+      </w:r>
+    </w:p>
+    <w:p/>
+    <w:p>
+      <w:pPr>
+        <w:pStyle w:val="Heading1"/>
+      </w:pPr>
+      <w:r>
+        <w:t xml:space="preserve">Why Use </w:t>
+      </w:r>
+      <w:proofErr w:type="spellStart"/>
+      <w:r>
+        <w:t>IpcNetMq</w:t>
+      </w:r>
+      <w:proofErr w:type="spellEnd"/>
+    </w:p>
+    <w:p/>
+    <w:p>
+      <w:r>
+        <w:t xml:space="preserve">There are several ways to communicate between processes, and the question of “why this one?” can take many forms, but we’ll cover the ones that gave rise to </w:t>
+      </w:r>
+      <w:proofErr w:type="spellStart"/>
+      <w:r>
+        <w:t>IpcNetMq</w:t>
+      </w:r>
+      <w:proofErr w:type="spellEnd"/>
+      <w:r>
+        <w:t xml:space="preserve"> was built.</w:t>
+      </w:r>
+    </w:p>
+    <w:p>
+      <w:pPr>
+        <w:pStyle w:val="Heading2"/>
+      </w:pPr>
+      <w:r>
+        <w:t xml:space="preserve">I Want to Call Python from C# (and </w:t>
+      </w:r>
+      <w:r>
+        <w:t xml:space="preserve">vice-versa plus </w:t>
+      </w:r>
+      <w:r>
+        <w:t xml:space="preserve">its many </w:t>
+      </w:r>
+      <w:r>
+        <w:t>variations</w:t>
+      </w:r>
+      <w:r>
+        <w:t>)</w:t>
+      </w:r>
+    </w:p>
+    <w:p/>
+    <w:p>
+      <w:r>
+        <w:t xml:space="preserve">This seems like a reasonable thing to do, since .NET (which is what C# uses) and Python (which compiles with </w:t>
+      </w:r>
+      <w:proofErr w:type="spellStart"/>
+      <w:r>
+        <w:t>CPython</w:t>
+      </w:r>
+      <w:proofErr w:type="spellEnd"/>
+      <w:r>
+        <w:t>) are both viable development systems with extensive libraries that would be nice to share.</w:t>
+      </w:r>
+    </w:p>
+    <w:p>
+      <w:r>
+        <w:t xml:space="preserve">It turns out to be quite difficult. </w:t>
+      </w:r>
+    </w:p>
+    <w:p>
+      <w:r>
+        <w:t xml:space="preserve">C# and Python are both </w:t>
+      </w:r>
+      <w:r>
+        <w:rPr>
+          <w:b/>
+          <w:bCs/>
+          <w:i/>
+          <w:iCs/>
+        </w:rPr>
+        <w:t>managed runtime systems</w:t>
+      </w:r>
+      <w:r>
+        <w:rPr>
+          <w:b/>
+          <w:bCs/>
+          <w:i/>
+          <w:iCs/>
+        </w:rPr>
+        <w:t xml:space="preserve"> </w:t>
+      </w:r>
+      <w:r>
+        <w:t xml:space="preserve">or more broadly virtual </w:t>
+      </w:r>
+      <w:proofErr w:type="gramStart"/>
+      <w:r>
+        <w:t>machine based</w:t>
+      </w:r>
+      <w:proofErr w:type="gramEnd"/>
+      <w:r>
+        <w:t xml:space="preserve"> language implementation. They have many advantages but one of the big disadvantages is that they simply cannot “talk nice” to each other. They don’t </w:t>
+      </w:r>
+      <w:proofErr w:type="gramStart"/>
+      <w:r>
+        <w:t>compile to</w:t>
+      </w:r>
+      <w:proofErr w:type="gramEnd"/>
+      <w:r>
+        <w:t xml:space="preserve"> a simple DLL</w:t>
+      </w:r>
+      <w:r>
+        <w:t xml:space="preserve"> </w:t>
+      </w:r>
+      <w:r>
+        <w:t xml:space="preserve">that can be shared. Both use a bytecode-based managed architecture that </w:t>
+      </w:r>
+      <w:proofErr w:type="gramStart"/>
+      <w:r>
+        <w:t>are</w:t>
+      </w:r>
+      <w:proofErr w:type="gramEnd"/>
+      <w:r>
+        <w:t xml:space="preserve"> simply incompatible with each other because they have different execution strategies.</w:t>
+      </w:r>
+      <w:r>
+        <w:t xml:space="preserve"> </w:t>
+      </w:r>
+      <w:proofErr w:type="gramStart"/>
+      <w:r>
+        <w:t>So</w:t>
+      </w:r>
+      <w:proofErr w:type="gramEnd"/>
+      <w:r>
+        <w:t xml:space="preserve"> let’s talk about in-process integration and compare it to out-of-process communications as </w:t>
+      </w:r>
+      <w:proofErr w:type="spellStart"/>
+      <w:r>
+        <w:t>IpcNetMq</w:t>
+      </w:r>
+      <w:proofErr w:type="spellEnd"/>
+      <w:r>
+        <w:t xml:space="preserve"> does.</w:t>
+      </w:r>
+    </w:p>
+    <w:p>
+      <w:r>
+        <w:t xml:space="preserve">An in-process integration embeds one language runtime inside another </w:t>
+      </w:r>
+      <w:proofErr w:type="gramStart"/>
+      <w:r>
+        <w:t>process—</w:t>
+      </w:r>
+      <w:proofErr w:type="gramEnd"/>
+      <w:r>
+        <w:t xml:space="preserve">for example, hosting Python within a .NET application through Python.NET. This provides direct access to objects and methods without crossing a process boundary. For fine-grained operations, it can offer lower latency and avoid repeated serialization. However, the two environments become tightly coupled: runtime versions, native dependencies, memory management, exception handling, and thread behavior must all coexist in one process. With </w:t>
+      </w:r>
+      <w:proofErr w:type="spellStart"/>
+      <w:r>
+        <w:t>CPython</w:t>
+      </w:r>
+      <w:proofErr w:type="spellEnd"/>
+      <w:r>
+        <w:t>, the Global Interpreter Lock (GIL) also governs when threads may execute Python code, potentially limiting concurrency even when the surrounding C# application is multithreaded.</w:t>
+      </w:r>
+    </w:p>
+    <w:p>
+      <w:proofErr w:type="spellStart"/>
+      <w:r>
+        <w:t>IpcNetMq</w:t>
+      </w:r>
+      <w:proofErr w:type="spellEnd"/>
+      <w:r>
+        <w:t xml:space="preserve"> instead treats the C# and Python components as independent programs communicating through explicit messages. Each component owns its runtime, threads, memory, dependencies, and failure domain. Python can be upgraded or restarted without embedding it into .NET, and either side can later run on another computer with relatively little architectural change. The interface is also language-neutral: anything capable of speaking the protocol can replace either endpoint. The costs are message serialization, copying, IPC scheduling, more explicit error handling, and approximately 100–200 microseconds of local round-trip latency in our measurements.</w:t>
+      </w:r>
+    </w:p>
+    <w:p>
+      <w:r>
+        <w:t xml:space="preserve">The choice therefore depends largely on the granularity of the interface. If millions of tiny property accesses or arithmetic operations must cross the boundary individually, an in-process bridge is </w:t>
+      </w:r>
+      <w:r>
         <w:lastRenderedPageBreak/>
-        <w:t>Examples of the external Server are provided in C# and Python</w:t>
-      </w:r>
-      <w:r>
-        <w:t xml:space="preserve"> in the Examples folder. There are </w:t>
+        <w:t xml:space="preserve">preferable—or the operations should be grouped into larger calls. If each request performs enough useful work that roughly 100 microseconds </w:t>
+      </w:r>
+      <w:proofErr w:type="gramStart"/>
+      <w:r>
+        <w:t>is</w:t>
+      </w:r>
+      <w:proofErr w:type="gramEnd"/>
+      <w:r>
+        <w:t xml:space="preserve"> insignificant, </w:t>
       </w:r>
       <w:proofErr w:type="spellStart"/>
       <w:r>
-        <w:t>wip</w:t>
+        <w:t>IpcNetMq</w:t>
       </w:r>
       <w:proofErr w:type="spellEnd"/>
       <w:r>
-        <w:t xml:space="preserve"> folders for Kotlin and </w:t>
+        <w:t xml:space="preserve"> provides much stronger isolation and architectural flexibility for very little practical cost. Batch operations and asynchronous messages can further amortize that overhead.</w:t>
+      </w:r>
+    </w:p>
+    <w:p>
+      <w:r>
+        <w:t xml:space="preserve">For our intended applications, the IPC boundary is also useful discipline. It forces the interface to consist of explicit commands, data contracts, and events rather than shared implementation details. We give up convenient access to arbitrary in-process objects, but gain independent deployment, easier diagnostics, better fault containment, and freedom to use the most appropriate language on each side. Assuming our calls are sufficiently coarse-grained to tolerate the IPC latency, </w:t>
+      </w:r>
+      <w:proofErr w:type="spellStart"/>
+      <w:r>
+        <w:t>IpcNetMq</w:t>
+      </w:r>
+      <w:proofErr w:type="spellEnd"/>
+      <w:r>
+        <w:t xml:space="preserve"> is the cleaner and more durable design.</w:t>
+      </w:r>
+    </w:p>
+    <w:p>
+      <w:r>
+        <w:t>Two more advantages are</w:t>
+      </w:r>
+    </w:p>
+    <w:p>
+      <w:pPr>
+        <w:pStyle w:val="ListParagraph"/>
+        <w:numPr>
+          <w:ilvl w:val="0"/>
+          <w:numId w:val="2"/>
+        </w:numPr>
+      </w:pPr>
+      <w:r>
+        <w:t>Representing primitive values as invariant-culture strings avoids dependencies on native byte order, binary layout, alignment, word size, and runtime-specific representations. The same message can be exchanged among little-endian and big-endian machines without special decoding logic.</w:t>
+      </w:r>
+    </w:p>
+    <w:p>
+      <w:pPr>
+        <w:pStyle w:val="ListParagraph"/>
+        <w:numPr>
+          <w:ilvl w:val="0"/>
+          <w:numId w:val="2"/>
+        </w:numPr>
+      </w:pPr>
+      <w:r>
+        <w:t xml:space="preserve">With </w:t>
+      </w:r>
+      <w:proofErr w:type="spellStart"/>
+      <w:r>
+        <w:t>IpcNetMq</w:t>
+      </w:r>
+      <w:proofErr w:type="spellEnd"/>
+      <w:r>
+        <w:t>, each process owns its runtime and dependencies. The C# application and Python service can be upgraded independently, provided both continue to honor the wire protocol. In-process integration instead depends on compatibility among the host runtime, Python version, native bridge, operating system, architecture, and associated packages. An upgrade to any one of these can break the integration.</w:t>
+      </w:r>
+    </w:p>
+    <w:p/>
+    <w:p>
+      <w:r>
+        <w:t xml:space="preserve">Let me just say that I’ve tried both with sincerity and with the best of intentions and have found the in-process decision lacking and frankly dangerous from a maintainability perspective. If you </w:t>
       </w:r>
       <w:proofErr w:type="gramStart"/>
       <w:r>
-        <w:t>Java</w:t>
+        <w:t>have to</w:t>
       </w:r>
       <w:proofErr w:type="gramEnd"/>
       <w:r>
-        <w:t xml:space="preserve"> but </w:t>
-      </w:r>
-      <w:r>
-        <w:t>they are not</w:t>
-      </w:r>
-      <w:r>
-        <w:t xml:space="preserve"> serviceable yet.</w:t>
-      </w:r>
-    </w:p>
+        <w:t xml:space="preserve"> make </w:t>
+      </w:r>
+      <w:proofErr w:type="gramStart"/>
+      <w:r>
+        <w:t>the thousands</w:t>
+      </w:r>
+      <w:proofErr w:type="gramEnd"/>
+      <w:r>
+        <w:t xml:space="preserve"> of primitive calls to just justify the 10 micro-second vs 100 micro-second advantage, you might want to step back</w:t>
+      </w:r>
+      <w:r>
+        <w:t xml:space="preserve">, </w:t>
+      </w:r>
+      <w:r>
+        <w:t>have another look</w:t>
+      </w:r>
+      <w:r>
+        <w:t>, and make sure the decision is solid engineering and not driven entirely by marketing.</w:t>
+      </w:r>
+    </w:p>
+    <w:p>
+      <w:r>
+        <w:t>Anyway, here is a table of the pros and cons:</w:t>
+      </w:r>
+    </w:p>
+    <w:p>
+      <w:r>
+        <w:br w:type="page"/>
+      </w:r>
+    </w:p>
+    <w:p/>
+    <w:tbl>
+      <w:tblPr>
+        <w:tblW w:w="0" w:type="auto"/>
+        <w:tblCellSpacing w:w="15" w:type="dxa"/>
+        <w:tblCellMar>
+          <w:top w:w="15" w:type="dxa"/>
+          <w:left w:w="15" w:type="dxa"/>
+          <w:bottom w:w="15" w:type="dxa"/>
+          <w:right w:w="15" w:type="dxa"/>
+        </w:tblCellMar>
+        <w:tblLook w:val="04A0" w:firstRow="1" w:lastRow="0" w:firstColumn="1" w:lastColumn="0" w:noHBand="0" w:noVBand="1"/>
+      </w:tblPr>
+      <w:tblGrid>
+        <w:gridCol w:w="1760"/>
+        <w:gridCol w:w="3735"/>
+        <w:gridCol w:w="3955"/>
+      </w:tblGrid>
+      <w:tr>
+        <w:trPr>
+          <w:tblHeader/>
+          <w:tblCellSpacing w:w="15" w:type="dxa"/>
+        </w:trPr>
+        <w:tc>
+          <w:tcPr>
+            <w:tcW w:w="0" w:type="auto"/>
+            <w:vAlign w:val="center"/>
+            <w:hideMark/>
+          </w:tcPr>
+          <w:p>
+            <w:pPr>
+              <w:rPr>
+                <w:b/>
+                <w:bCs/>
+              </w:rPr>
+            </w:pPr>
+            <w:r>
+              <w:rPr>
+                <w:b/>
+                <w:bCs/>
+              </w:rPr>
+              <w:t>Consideration</w:t>
+            </w:r>
+          </w:p>
+        </w:tc>
+        <w:tc>
+          <w:tcPr>
+            <w:tcW w:w="0" w:type="auto"/>
+            <w:vAlign w:val="center"/>
+            <w:hideMark/>
+          </w:tcPr>
+          <w:p>
+            <w:pPr>
+              <w:rPr>
+                <w:b/>
+                <w:bCs/>
+              </w:rPr>
+            </w:pPr>
+            <w:r>
+              <w:rPr>
+                <w:b/>
+                <w:bCs/>
+              </w:rPr>
+              <w:t>In-process C#/Python integration</w:t>
+            </w:r>
+          </w:p>
+        </w:tc>
+        <w:tc>
+          <w:tcPr>
+            <w:tcW w:w="0" w:type="auto"/>
+            <w:vAlign w:val="center"/>
+            <w:hideMark/>
+          </w:tcPr>
+          <w:p>
+            <w:pPr>
+              <w:rPr>
+                <w:b/>
+                <w:bCs/>
+              </w:rPr>
+            </w:pPr>
+            <w:proofErr w:type="spellStart"/>
+            <w:r>
+              <w:rPr>
+                <w:b/>
+                <w:bCs/>
+              </w:rPr>
+              <w:t>IpcNetMq</w:t>
+            </w:r>
+            <w:proofErr w:type="spellEnd"/>
+          </w:p>
+        </w:tc>
+      </w:tr>
+      <w:tr>
+        <w:trPr>
+          <w:tblCellSpacing w:w="15" w:type="dxa"/>
+        </w:trPr>
+        <w:tc>
+          <w:tcPr>
+            <w:tcW w:w="0" w:type="auto"/>
+            <w:vAlign w:val="center"/>
+            <w:hideMark/>
+          </w:tcPr>
+          <w:p>
+            <w:r>
+              <w:t>Call overhead</w:t>
+            </w:r>
+          </w:p>
+        </w:tc>
+        <w:tc>
+          <w:tcPr>
+            <w:tcW w:w="0" w:type="auto"/>
+            <w:vAlign w:val="center"/>
+            <w:hideMark/>
+          </w:tcPr>
+          <w:p>
+            <w:r>
+              <w:t xml:space="preserve">Lower—perhaps </w:t>
+            </w:r>
+            <w:r>
+              <w:rPr>
+                <w:b/>
+                <w:bCs/>
+              </w:rPr>
+              <w:t xml:space="preserve">10–20 </w:t>
+            </w:r>
+            <w:proofErr w:type="spellStart"/>
+            <w:r>
+              <w:rPr>
+                <w:b/>
+                <w:bCs/>
+              </w:rPr>
+              <w:t>μs</w:t>
+            </w:r>
+            <w:proofErr w:type="spellEnd"/>
+            <w:r>
+              <w:t xml:space="preserve"> for small calls</w:t>
+            </w:r>
+          </w:p>
+        </w:tc>
+        <w:tc>
+          <w:tcPr>
+            <w:tcW w:w="0" w:type="auto"/>
+            <w:vAlign w:val="center"/>
+            <w:hideMark/>
+          </w:tcPr>
+          <w:p>
+            <w:r>
+              <w:t xml:space="preserve">Higher—approximately </w:t>
+            </w:r>
+            <w:r>
+              <w:rPr>
+                <w:b/>
+                <w:bCs/>
+              </w:rPr>
+              <w:t xml:space="preserve">100 </w:t>
+            </w:r>
+            <w:proofErr w:type="spellStart"/>
+            <w:r>
+              <w:rPr>
+                <w:b/>
+                <w:bCs/>
+              </w:rPr>
+              <w:t>μs</w:t>
+            </w:r>
+            <w:proofErr w:type="spellEnd"/>
+            <w:r>
+              <w:t xml:space="preserve"> round trip</w:t>
+            </w:r>
+          </w:p>
+        </w:tc>
+      </w:tr>
+      <w:tr>
+        <w:trPr>
+          <w:tblCellSpacing w:w="15" w:type="dxa"/>
+        </w:trPr>
+        <w:tc>
+          <w:tcPr>
+            <w:tcW w:w="0" w:type="auto"/>
+            <w:vAlign w:val="center"/>
+            <w:hideMark/>
+          </w:tcPr>
+          <w:p>
+            <w:r>
+              <w:t>Best workload</w:t>
+            </w:r>
+          </w:p>
+        </w:tc>
+        <w:tc>
+          <w:tcPr>
+            <w:tcW w:w="0" w:type="auto"/>
+            <w:vAlign w:val="center"/>
+            <w:hideMark/>
+          </w:tcPr>
+          <w:p>
+            <w:r>
+              <w:t>Fine-grained, frequent calls</w:t>
+            </w:r>
+          </w:p>
+        </w:tc>
+        <w:tc>
+          <w:tcPr>
+            <w:tcW w:w="0" w:type="auto"/>
+            <w:vAlign w:val="center"/>
+            <w:hideMark/>
+          </w:tcPr>
+          <w:p>
+            <w:r>
+              <w:t>Operations comfortably exceeding IPC overhead</w:t>
+            </w:r>
+          </w:p>
+        </w:tc>
+      </w:tr>
+      <w:tr>
+        <w:trPr>
+          <w:tblCellSpacing w:w="15" w:type="dxa"/>
+        </w:trPr>
+        <w:tc>
+          <w:tcPr>
+            <w:tcW w:w="0" w:type="auto"/>
+            <w:vAlign w:val="center"/>
+            <w:hideMark/>
+          </w:tcPr>
+          <w:p>
+            <w:r>
+              <w:t>Runtime coupling</w:t>
+            </w:r>
+          </w:p>
+        </w:tc>
+        <w:tc>
+          <w:tcPr>
+            <w:tcW w:w="0" w:type="auto"/>
+            <w:vAlign w:val="center"/>
+            <w:hideMark/>
+          </w:tcPr>
+          <w:p>
+            <w:r>
+              <w:t>Tight coupling among .NET, Python, bridge, OS and architecture</w:t>
+            </w:r>
+          </w:p>
+        </w:tc>
+        <w:tc>
+          <w:tcPr>
+            <w:tcW w:w="0" w:type="auto"/>
+            <w:vAlign w:val="center"/>
+            <w:hideMark/>
+          </w:tcPr>
+          <w:p>
+            <w:r>
+              <w:t xml:space="preserve">Each process </w:t>
+            </w:r>
+            <w:proofErr w:type="gramStart"/>
+            <w:r>
+              <w:t>owns</w:t>
+            </w:r>
+            <w:proofErr w:type="gramEnd"/>
+            <w:r>
+              <w:t xml:space="preserve"> its runtime and dependencies</w:t>
+            </w:r>
+          </w:p>
+        </w:tc>
+      </w:tr>
+      <w:tr>
+        <w:trPr>
+          <w:tblCellSpacing w:w="15" w:type="dxa"/>
+        </w:trPr>
+        <w:tc>
+          <w:tcPr>
+            <w:tcW w:w="0" w:type="auto"/>
+            <w:vAlign w:val="center"/>
+            <w:hideMark/>
+          </w:tcPr>
+          <w:p>
+            <w:r>
+              <w:t>Version upgrades</w:t>
+            </w:r>
+          </w:p>
+        </w:tc>
+        <w:tc>
+          <w:tcPr>
+            <w:tcW w:w="0" w:type="auto"/>
+            <w:vAlign w:val="center"/>
+            <w:hideMark/>
+          </w:tcPr>
+          <w:p>
+            <w:r>
+              <w:t>Runtime or bridge upgrades may break integration</w:t>
+            </w:r>
+          </w:p>
+        </w:tc>
+        <w:tc>
+          <w:tcPr>
+            <w:tcW w:w="0" w:type="auto"/>
+            <w:vAlign w:val="center"/>
+            <w:hideMark/>
+          </w:tcPr>
+          <w:p>
+            <w:r>
+              <w:t>Either side can evolve while preserving the protocol</w:t>
+            </w:r>
+          </w:p>
+        </w:tc>
+      </w:tr>
+      <w:tr>
+        <w:trPr>
+          <w:tblCellSpacing w:w="15" w:type="dxa"/>
+        </w:trPr>
+        <w:tc>
+          <w:tcPr>
+            <w:tcW w:w="0" w:type="auto"/>
+            <w:vAlign w:val="center"/>
+            <w:hideMark/>
+          </w:tcPr>
+          <w:p>
+            <w:r>
+              <w:t>Data exchange</w:t>
+            </w:r>
+          </w:p>
+        </w:tc>
+        <w:tc>
+          <w:tcPr>
+            <w:tcW w:w="0" w:type="auto"/>
+            <w:vAlign w:val="center"/>
+            <w:hideMark/>
+          </w:tcPr>
+          <w:p>
+            <w:r>
+              <w:t>Requires marshaling between different type systems</w:t>
+            </w:r>
+          </w:p>
+        </w:tc>
+        <w:tc>
+          <w:tcPr>
+            <w:tcW w:w="0" w:type="auto"/>
+            <w:vAlign w:val="center"/>
+            <w:hideMark/>
+          </w:tcPr>
+          <w:p>
+            <w:r>
+              <w:t xml:space="preserve">Simple, explicit primitive values represented as </w:t>
+            </w:r>
+            <w:r>
+              <w:t xml:space="preserve">culture-invariant </w:t>
+            </w:r>
+            <w:r>
+              <w:t>strings</w:t>
+            </w:r>
+          </w:p>
+        </w:tc>
+      </w:tr>
+      <w:tr>
+        <w:trPr>
+          <w:tblCellSpacing w:w="15" w:type="dxa"/>
+        </w:trPr>
+        <w:tc>
+          <w:tcPr>
+            <w:tcW w:w="0" w:type="auto"/>
+            <w:vAlign w:val="center"/>
+            <w:hideMark/>
+          </w:tcPr>
+          <w:p>
+            <w:r>
+              <w:t>Machine portability</w:t>
+            </w:r>
+          </w:p>
+        </w:tc>
+        <w:tc>
+          <w:tcPr>
+            <w:tcW w:w="0" w:type="auto"/>
+            <w:vAlign w:val="center"/>
+            <w:hideMark/>
+          </w:tcPr>
+          <w:p>
+            <w:r>
+              <w:t>May encounter ABI, layout, architecture and native-library issues</w:t>
+            </w:r>
+          </w:p>
+        </w:tc>
+        <w:tc>
+          <w:tcPr>
+            <w:tcW w:w="0" w:type="auto"/>
+            <w:vAlign w:val="center"/>
+            <w:hideMark/>
+          </w:tcPr>
+          <w:p>
+            <w:r>
+              <w:t>Text avoids byte order, alignment and binary-layout issues</w:t>
+            </w:r>
+          </w:p>
+        </w:tc>
+      </w:tr>
+      <w:tr>
+        <w:trPr>
+          <w:tblCellSpacing w:w="15" w:type="dxa"/>
+        </w:trPr>
+        <w:tc>
+          <w:tcPr>
+            <w:tcW w:w="0" w:type="auto"/>
+            <w:vAlign w:val="center"/>
+            <w:hideMark/>
+          </w:tcPr>
+          <w:p>
+            <w:r>
+              <w:t>Language support</w:t>
+            </w:r>
+          </w:p>
+        </w:tc>
+        <w:tc>
+          <w:tcPr>
+            <w:tcW w:w="0" w:type="auto"/>
+            <w:vAlign w:val="center"/>
+            <w:hideMark/>
+          </w:tcPr>
+          <w:p>
+            <w:r>
+              <w:t>Usually tied to a particular language bridge</w:t>
+            </w:r>
+          </w:p>
+        </w:tc>
+        <w:tc>
+          <w:tcPr>
+            <w:tcW w:w="0" w:type="auto"/>
+            <w:vAlign w:val="center"/>
+            <w:hideMark/>
+          </w:tcPr>
+          <w:p>
+            <w:r>
+              <w:t xml:space="preserve">Any language capable of using </w:t>
+            </w:r>
+            <w:proofErr w:type="spellStart"/>
+            <w:r>
+              <w:t>ZeroMQ</w:t>
+            </w:r>
+            <w:proofErr w:type="spellEnd"/>
+            <w:r>
+              <w:t xml:space="preserve"> can participate</w:t>
+            </w:r>
+          </w:p>
+        </w:tc>
+      </w:tr>
+      <w:tr>
+        <w:trPr>
+          <w:tblCellSpacing w:w="15" w:type="dxa"/>
+        </w:trPr>
+        <w:tc>
+          <w:tcPr>
+            <w:tcW w:w="0" w:type="auto"/>
+            <w:vAlign w:val="center"/>
+            <w:hideMark/>
+          </w:tcPr>
+          <w:p>
+            <w:r>
+              <w:t>Failure isolation</w:t>
+            </w:r>
+          </w:p>
+        </w:tc>
+        <w:tc>
+          <w:tcPr>
+            <w:tcW w:w="0" w:type="auto"/>
+            <w:vAlign w:val="center"/>
+            <w:hideMark/>
+          </w:tcPr>
+          <w:p>
+            <w:r>
+              <w:t>Python/native failure may terminate or corrupt the host process</w:t>
+            </w:r>
+          </w:p>
+        </w:tc>
+        <w:tc>
+          <w:tcPr>
+            <w:tcW w:w="0" w:type="auto"/>
+            <w:vAlign w:val="center"/>
+            <w:hideMark/>
+          </w:tcPr>
+          <w:p>
+            <w:r>
+              <w:t>A failed service can be restarted independently</w:t>
+            </w:r>
+          </w:p>
+        </w:tc>
+      </w:tr>
+      <w:tr>
+        <w:trPr>
+          <w:tblCellSpacing w:w="15" w:type="dxa"/>
+        </w:trPr>
+        <w:tc>
+          <w:tcPr>
+            <w:tcW w:w="0" w:type="auto"/>
+            <w:vAlign w:val="center"/>
+            <w:hideMark/>
+          </w:tcPr>
+          <w:p>
+            <w:r>
+              <w:t>Concurrency</w:t>
+            </w:r>
+          </w:p>
+        </w:tc>
+        <w:tc>
+          <w:tcPr>
+            <w:tcW w:w="0" w:type="auto"/>
+            <w:vAlign w:val="center"/>
+            <w:hideMark/>
+          </w:tcPr>
+          <w:p>
+            <w:r>
+              <w:t>Must accommodate Python’s GIL and bridge-specific locking</w:t>
+            </w:r>
+          </w:p>
+        </w:tc>
+        <w:tc>
+          <w:tcPr>
+            <w:tcW w:w="0" w:type="auto"/>
+            <w:vAlign w:val="center"/>
+            <w:hideMark/>
+          </w:tcPr>
+          <w:p>
+            <w:r>
+              <w:t>Independent processes execute concurrently</w:t>
+            </w:r>
+          </w:p>
+        </w:tc>
+      </w:tr>
+      <w:tr>
+        <w:trPr>
+          <w:tblCellSpacing w:w="15" w:type="dxa"/>
+        </w:trPr>
+        <w:tc>
+          <w:tcPr>
+            <w:tcW w:w="0" w:type="auto"/>
+            <w:vAlign w:val="center"/>
+            <w:hideMark/>
+          </w:tcPr>
+          <w:p>
+            <w:r>
+              <w:t>Deployment</w:t>
+            </w:r>
+          </w:p>
+        </w:tc>
+        <w:tc>
+          <w:tcPr>
+            <w:tcW w:w="0" w:type="auto"/>
+            <w:vAlign w:val="center"/>
+            <w:hideMark/>
+          </w:tcPr>
+          <w:p>
+            <w:r>
+              <w:t>One application, but potentially fragile native dependencies</w:t>
+            </w:r>
+          </w:p>
+        </w:tc>
+        <w:tc>
+          <w:tcPr>
+            <w:tcW w:w="0" w:type="auto"/>
+            <w:vAlign w:val="center"/>
+            <w:hideMark/>
+          </w:tcPr>
+          <w:p>
+            <w:r>
+              <w:t>Multiple processes, but cleanly separated dependencies</w:t>
+            </w:r>
+          </w:p>
+        </w:tc>
+      </w:tr>
+      <w:tr>
+        <w:trPr>
+          <w:tblCellSpacing w:w="15" w:type="dxa"/>
+        </w:trPr>
+        <w:tc>
+          <w:tcPr>
+            <w:tcW w:w="0" w:type="auto"/>
+            <w:vAlign w:val="center"/>
+            <w:hideMark/>
+          </w:tcPr>
+          <w:p>
+            <w:r>
+              <w:t>Debugging</w:t>
+            </w:r>
+          </w:p>
+        </w:tc>
+        <w:tc>
+          <w:tcPr>
+            <w:tcW w:w="0" w:type="auto"/>
+            <w:vAlign w:val="center"/>
+            <w:hideMark/>
+          </w:tcPr>
+          <w:p>
+            <w:r>
+              <w:t>Cross Difficult boundary and runtime interactions</w:t>
+            </w:r>
+          </w:p>
+        </w:tc>
+        <w:tc>
+          <w:tcPr>
+            <w:tcW w:w="0" w:type="auto"/>
+            <w:vAlign w:val="center"/>
+            <w:hideMark/>
+          </w:tcPr>
+          <w:p>
+            <w:r>
+              <w:t>Messages can be logged, inspected, replayed and tested</w:t>
+            </w:r>
+          </w:p>
+        </w:tc>
+      </w:tr>
+      <w:tr>
+        <w:trPr>
+          <w:tblCellSpacing w:w="15" w:type="dxa"/>
+        </w:trPr>
+        <w:tc>
+          <w:tcPr>
+            <w:tcW w:w="0" w:type="auto"/>
+            <w:vAlign w:val="center"/>
+            <w:hideMark/>
+          </w:tcPr>
+          <w:p>
+            <w:r>
+              <w:t>Distribution</w:t>
+            </w:r>
+          </w:p>
+        </w:tc>
+        <w:tc>
+          <w:tcPr>
+            <w:tcW w:w="0" w:type="auto"/>
+            <w:vAlign w:val="center"/>
+            <w:hideMark/>
+          </w:tcPr>
+          <w:p>
+            <w:r>
+              <w:t>Confined to one process and normally one machine</w:t>
+            </w:r>
+          </w:p>
+        </w:tc>
+        <w:tc>
+          <w:tcPr>
+            <w:tcW w:w="0" w:type="auto"/>
+            <w:vAlign w:val="center"/>
+            <w:hideMark/>
+          </w:tcPr>
+          <w:p>
+            <w:r>
+              <w:t xml:space="preserve">Same interface works </w:t>
+            </w:r>
+            <w:r>
+              <w:t xml:space="preserve">both </w:t>
+            </w:r>
+            <w:r>
+              <w:t>or across machines</w:t>
+            </w:r>
+          </w:p>
+        </w:tc>
+      </w:tr>
+      <w:tr>
+        <w:trPr>
+          <w:tblCellSpacing w:w="15" w:type="dxa"/>
+        </w:trPr>
+        <w:tc>
+          <w:tcPr>
+            <w:tcW w:w="0" w:type="auto"/>
+            <w:vAlign w:val="center"/>
+            <w:hideMark/>
+          </w:tcPr>
+          <w:p>
+            <w:r>
+              <w:t>Protocol evolution</w:t>
+            </w:r>
+          </w:p>
+        </w:tc>
+        <w:tc>
+          <w:tcPr>
+            <w:tcW w:w="0" w:type="auto"/>
+            <w:vAlign w:val="center"/>
+            <w:hideMark/>
+          </w:tcPr>
+          <w:p>
+            <w:r>
+              <w:t>Often implicit in APIs and object mappings</w:t>
+            </w:r>
+          </w:p>
+        </w:tc>
+        <w:tc>
+          <w:tcPr>
+            <w:tcW w:w="0" w:type="auto"/>
+            <w:vAlign w:val="center"/>
+            <w:hideMark/>
+          </w:tcPr>
+          <w:p>
+            <w:r>
+              <w:t xml:space="preserve">Explicit, </w:t>
+            </w:r>
+            <w:proofErr w:type="spellStart"/>
+            <w:r>
+              <w:t>versionable</w:t>
+            </w:r>
+            <w:proofErr w:type="spellEnd"/>
+            <w:r>
+              <w:t xml:space="preserve"> wire contract</w:t>
+            </w:r>
+          </w:p>
+        </w:tc>
+      </w:tr>
+      <w:tr>
+        <w:trPr>
+          <w:tblCellSpacing w:w="15" w:type="dxa"/>
+        </w:trPr>
+        <w:tc>
+          <w:tcPr>
+            <w:tcW w:w="0" w:type="auto"/>
+            <w:vAlign w:val="center"/>
+            <w:hideMark/>
+          </w:tcPr>
+          <w:p>
+            <w:r>
+              <w:t>Type richness</w:t>
+            </w:r>
+          </w:p>
+        </w:tc>
+        <w:tc>
+          <w:tcPr>
+            <w:tcW w:w="0" w:type="auto"/>
+            <w:vAlign w:val="center"/>
+            <w:hideMark/>
+          </w:tcPr>
+          <w:p>
+            <w:r>
+              <w:t xml:space="preserve">Can expose complex </w:t>
+            </w:r>
+            <w:proofErr w:type="spellStart"/>
+            <w:r>
+              <w:t>objects.Enqueue</w:t>
+            </w:r>
+            <w:proofErr w:type="spellEnd"/>
+          </w:p>
+        </w:tc>
+        <w:tc>
+          <w:tcPr>
+            <w:tcW w:w="0" w:type="auto"/>
+            <w:vAlign w:val="center"/>
+            <w:hideMark/>
+          </w:tcPr>
+          <w:p>
+            <w:r>
+              <w:t>Deliberately favors simple values and coarse more explicit payloads</w:t>
+            </w:r>
+          </w:p>
+        </w:tc>
+      </w:tr>
+      <w:tr>
+        <w:trPr>
+          <w:tblCellSpacing w:w="15" w:type="dxa"/>
+        </w:trPr>
+        <w:tc>
+          <w:tcPr>
+            <w:tcW w:w="0" w:type="auto"/>
+            <w:vAlign w:val="center"/>
+            <w:hideMark/>
+          </w:tcPr>
+          <w:p>
+            <w:r>
+              <w:t>Serialization cost</w:t>
+            </w:r>
+          </w:p>
+        </w:tc>
+        <w:tc>
+          <w:tcPr>
+            <w:tcW w:w="0" w:type="auto"/>
+            <w:vAlign w:val="center"/>
+            <w:hideMark/>
+          </w:tcPr>
+          <w:p>
+            <w:r>
+              <w:t>Potentially lower</w:t>
+            </w:r>
+          </w:p>
+        </w:tc>
+        <w:tc>
+          <w:tcPr>
+            <w:tcW w:w="0" w:type="auto"/>
+            <w:vAlign w:val="center"/>
+            <w:hideMark/>
+          </w:tcPr>
+          <w:p>
+            <w:r>
+              <w:t>Text conversion and parsing add some overhead</w:t>
+            </w:r>
+          </w:p>
+        </w:tc>
+      </w:tr>
+      <w:tr>
+        <w:trPr>
+          <w:tblCellSpacing w:w="15" w:type="dxa"/>
+        </w:trPr>
+        <w:tc>
+          <w:tcPr>
+            <w:tcW w:w="0" w:type="auto"/>
+            <w:vAlign w:val="center"/>
+            <w:hideMark/>
+          </w:tcPr>
+          <w:p>
+            <w:r>
+              <w:lastRenderedPageBreak/>
+              <w:t>Security exposure</w:t>
+            </w:r>
+          </w:p>
+        </w:tc>
+        <w:tc>
+          <w:tcPr>
+            <w:tcW w:w="0" w:type="auto"/>
+            <w:vAlign w:val="center"/>
+            <w:hideMark/>
+          </w:tcPr>
+          <w:p>
+            <w:r>
+              <w:t xml:space="preserve">No network-accessible endpoint </w:t>
+            </w:r>
+            <w:proofErr w:type="spellStart"/>
+            <w:r>
+              <w:t>endpoint</w:t>
+            </w:r>
+            <w:proofErr w:type="spellEnd"/>
+            <w:r>
+              <w:t xml:space="preserve"> required</w:t>
+            </w:r>
+          </w:p>
+        </w:tc>
+        <w:tc>
+          <w:tcPr>
+            <w:tcW w:w="0" w:type="auto"/>
+            <w:vAlign w:val="center"/>
+            <w:hideMark/>
+          </w:tcPr>
+          <w:p>
+            <w:r>
+              <w:t xml:space="preserve">Endpoints </w:t>
+            </w:r>
+            <w:proofErr w:type="spellStart"/>
+            <w:r>
+              <w:t>endpoints</w:t>
+            </w:r>
+            <w:proofErr w:type="spellEnd"/>
+            <w:r>
+              <w:t xml:space="preserve"> must be bound and secured appropriately</w:t>
+            </w:r>
+          </w:p>
+        </w:tc>
+      </w:tr>
+      <w:tr>
+        <w:trPr>
+          <w:tblCellSpacing w:w="15" w:type="dxa"/>
+        </w:trPr>
+        <w:tc>
+          <w:tcPr>
+            <w:tcW w:w="0" w:type="auto"/>
+            <w:vAlign w:val="center"/>
+            <w:hideMark/>
+          </w:tcPr>
+          <w:p>
+            <w:r>
+              <w:t>Operational complexity</w:t>
+            </w:r>
+          </w:p>
+        </w:tc>
+        <w:tc>
+          <w:tcPr>
+            <w:tcW w:w="0" w:type="auto"/>
+            <w:vAlign w:val="center"/>
+            <w:hideMark/>
+          </w:tcPr>
+          <w:p>
+            <w:r>
+              <w:t>No separate service lifecycle</w:t>
+            </w:r>
+          </w:p>
+        </w:tc>
+        <w:tc>
+          <w:tcPr>
+            <w:tcW w:w="0" w:type="auto"/>
+            <w:vAlign w:val="center"/>
+            <w:hideMark/>
+          </w:tcPr>
+          <w:p>
+            <w:r>
+              <w:t>Requires startup, connection, timeout and restart management</w:t>
+            </w:r>
+          </w:p>
+        </w:tc>
+      </w:tr>
+    </w:tbl>
+    <w:p/>
+    <w:p/>
     <w:p>
       <w:pPr>
         <w:rPr>
@@ -1187,7 +2405,7 @@
                     <pic:cNvPicPr/>
                   </pic:nvPicPr>
                   <pic:blipFill>
-                    <a:blip r:embed="rId6"/>
+                    <a:blip r:embed="rId7"/>
                     <a:stretch>
                       <a:fillRect/>
                     </a:stretch>
@@ -1816,7 +3034,7 @@
                     <pic:cNvPicPr/>
                   </pic:nvPicPr>
                   <pic:blipFill>
-                    <a:blip r:embed="rId7">
+                    <a:blip r:embed="rId8">
                       <a:extLst>
                         <a:ext uri="{28A0092B-C50C-407E-A947-70E740481C1C}">
                           <a14:useLocalDpi xmlns:a14="http://schemas.microsoft.com/office/drawing/2010/main" val="0"/>
@@ -1960,13 +3178,8 @@
       </w:r>
       <w:proofErr w:type="spellEnd"/>
       <w:r>
-        <w:t>("Waiting for server to come online..."</w:t>
-      </w:r>
-      <w:proofErr w:type="gramStart"/>
-      <w:r>
-        <w:t>);</w:t>
-      </w:r>
-      <w:proofErr w:type="gramEnd"/>
+        <w:t>("Waiting for server to come online...");</w:t>
+      </w:r>
     </w:p>
     <w:p>
       <w:r>
@@ -2430,8 +3643,100 @@
       </w:pPr>
     </w:lvl>
   </w:abstractNum>
+  <w:abstractNum w:abstractNumId="1" w15:restartNumberingAfterBreak="0">
+    <w:nsid w:val="725569DF"/>
+    <w:multiLevelType w:val="hybridMultilevel"/>
+    <w:tmpl w:val="C9323DB6"/>
+    <w:lvl w:ilvl="0" w:tplc="0409000F">
+      <w:start w:val="1"/>
+      <w:numFmt w:val="decimal"/>
+      <w:lvlText w:val="%1."/>
+      <w:lvlJc w:val="left"/>
+      <w:pPr>
+        <w:ind w:left="720" w:hanging="360"/>
+      </w:pPr>
+      <w:rPr>
+        <w:rFonts w:hint="default"/>
+      </w:rPr>
+    </w:lvl>
+    <w:lvl w:ilvl="1" w:tplc="04090019" w:tentative="1">
+      <w:start w:val="1"/>
+      <w:numFmt w:val="lowerLetter"/>
+      <w:lvlText w:val="%2."/>
+      <w:lvlJc w:val="left"/>
+      <w:pPr>
+        <w:ind w:left="1440" w:hanging="360"/>
+      </w:pPr>
+    </w:lvl>
+    <w:lvl w:ilvl="2" w:tplc="0409001B" w:tentative="1">
+      <w:start w:val="1"/>
+      <w:numFmt w:val="lowerRoman"/>
+      <w:lvlText w:val="%3."/>
+      <w:lvlJc w:val="right"/>
+      <w:pPr>
+        <w:ind w:left="2160" w:hanging="180"/>
+      </w:pPr>
+    </w:lvl>
+    <w:lvl w:ilvl="3" w:tplc="0409000F" w:tentative="1">
+      <w:start w:val="1"/>
+      <w:numFmt w:val="decimal"/>
+      <w:lvlText w:val="%4."/>
+      <w:lvlJc w:val="left"/>
+      <w:pPr>
+        <w:ind w:left="2880" w:hanging="360"/>
+      </w:pPr>
+    </w:lvl>
+    <w:lvl w:ilvl="4" w:tplc="04090019" w:tentative="1">
+      <w:start w:val="1"/>
+      <w:numFmt w:val="lowerLetter"/>
+      <w:lvlText w:val="%5."/>
+      <w:lvlJc w:val="left"/>
+      <w:pPr>
+        <w:ind w:left="3600" w:hanging="360"/>
+      </w:pPr>
+    </w:lvl>
+    <w:lvl w:ilvl="5" w:tplc="0409001B" w:tentative="1">
+      <w:start w:val="1"/>
+      <w:numFmt w:val="lowerRoman"/>
+      <w:lvlText w:val="%6."/>
+      <w:lvlJc w:val="right"/>
+      <w:pPr>
+        <w:ind w:left="4320" w:hanging="180"/>
+      </w:pPr>
+    </w:lvl>
+    <w:lvl w:ilvl="6" w:tplc="0409000F" w:tentative="1">
+      <w:start w:val="1"/>
+      <w:numFmt w:val="decimal"/>
+      <w:lvlText w:val="%7."/>
+      <w:lvlJc w:val="left"/>
+      <w:pPr>
+        <w:ind w:left="5040" w:hanging="360"/>
+      </w:pPr>
+    </w:lvl>
+    <w:lvl w:ilvl="7" w:tplc="04090019" w:tentative="1">
+      <w:start w:val="1"/>
+      <w:numFmt w:val="lowerLetter"/>
+      <w:lvlText w:val="%8."/>
+      <w:lvlJc w:val="left"/>
+      <w:pPr>
+        <w:ind w:left="5760" w:hanging="360"/>
+      </w:pPr>
+    </w:lvl>
+    <w:lvl w:ilvl="8" w:tplc="0409001B" w:tentative="1">
+      <w:start w:val="1"/>
+      <w:numFmt w:val="lowerRoman"/>
+      <w:lvlText w:val="%9."/>
+      <w:lvlJc w:val="right"/>
+      <w:pPr>
+        <w:ind w:left="6480" w:hanging="180"/>
+      </w:pPr>
+    </w:lvl>
+  </w:abstractNum>
   <w:num w:numId="1" w16cid:durableId="103114400">
     <w:abstractNumId w:val="0"/>
+  </w:num>
+  <w:num w:numId="2" w16cid:durableId="1443914824">
+    <w:abstractNumId w:val="1"/>
   </w:num>
 </w:numbering>
 </file>
@@ -3038,7 +4343,6 @@
   <w:style w:type="character" w:default="1" w:styleId="DefaultParagraphFont">
     <w:name w:val="Default Paragraph Font"/>
     <w:uiPriority w:val="1"/>
-    <w:semiHidden/>
     <w:unhideWhenUsed/>
   </w:style>
   <w:style w:type="table" w:default="1" w:styleId="TableNormal">
@@ -3431,6 +4735,18 @@
       <w:u w:val="single"/>
     </w:rPr>
   </w:style>
+  <w:style w:type="character" w:styleId="UnresolvedMention">
+    <w:name w:val="Unresolved Mention"/>
+    <w:basedOn w:val="DefaultParagraphFont"/>
+    <w:uiPriority w:val="99"/>
+    <w:semiHidden/>
+    <w:unhideWhenUsed/>
+    <w:rsid w:val="002A56FD"/>
+    <w:rPr>
+      <w:color w:val="605E5C"/>
+      <w:shd w:val="clear" w:color="auto" w:fill="E1DFDD"/>
+    </w:rPr>
+  </w:style>
 </w:styles>
 </file>
 
